--- a/repo/manuscript/trialplate_manuscript.docx
+++ b/repo/manuscript/trialplate_manuscript.docx
@@ -190,7 +190,7 @@
           <w:sz w:val="22"/>
           <w:szCs w:val="22"/>
         </w:rPr>
-        <w:t xml:space="preserve">We implemented the published rule — retain every criterion whose Shapley value on the log hazard ratio is negative — and evaluated it by repeated stratified sample splitting in two fully public cohorts: a randomised adjuvant colon-cancer trial (n = 619) and the Rotterdam breast-cancer registry (n = 2982). Because the eligible count is monotone in the criteria removed, the rule was compared not against the full protocol alone but against all 512 subsets scored on the held-out half, matched on eligible count and placed against the empirical held-out frontier, whose optimism is quantified separately in simulation. Every out-of-sample quantity passes through an outer bootstrap split by patient identifier, whose intervals are approximate: they carry the Monte Carlo variance of the inner splits and their coverage has not been established. Simulation with a fixed 100 000-patient scoring set isolated fitting-cohort size in one generating mechanism, and a resolution-IV factorial in six factors varied that mechanism, reported as success probability at fixed sizes, and a further sweep varied how a fixed total of effect modification is arranged.</w:t>
+        <w:t xml:space="preserve">We implemented the published rule — retain every criterion whose Shapley value on the log hazard ratio is negative — and evaluated it by repeated stratified sample splitting in two fully public cohorts: a randomised adjuvant colon-cancer trial (n = 619) and the Rotterdam breast-cancer registry (n = 2982). Because the eligible count is monotone in the criteria removed, the rule was compared not against the full protocol alone but against all 512 subsets scored on the held-out half, matched on eligible count and placed against the empirical held-out frontier, whose optimism is quantified separately in simulation. Every out-of-sample quantity passes through an outer bootstrap split by patient identifier, whose spread is reported as a range and not as an interval: they carry the Monte Carlo variance of the inner splits and their coverage has not been established. Simulation with a fixed 100 000-patient scoring set isolated fitting-cohort size in one generating mechanism, and a resolution-IV factorial in six factors varied that mechanism, reported as success probability at fixed sizes, and a further sweep varied how a fixed total of effect modification is arranged.</w:t>
       </w:r>
     </w:p>
     <w:p>
@@ -213,7 +213,7 @@
           <w:sz w:val="22"/>
           <w:szCs w:val="22"/>
         </w:rPr>
-        <w:t xml:space="preserve">Matched on eligible count and carried through patient-level resampling, the rule reached a lower hazard ratio than a comparable subset in 63.4% of colon comparisons and 57.1% in Rotterdam, averaging within-split proportions with equal weight, and was near one half on the restricted mean difference; every interval contains one half, so neither an advantage nor its absence is established. Its choice was almost never on the empirical held-out frontier, but that frontier is optimistic: in simulation only 19.5% of apparently dominating subsets genuinely dominate at the population and 37.6% reproduce on an independent half, and in a three-way split of the cohorts themselves, where the comparator subsets are fixed on separate data before evaluation, the rule is left undominated in 21.0% of colon and 12.0% of Rotterdam splits, against 2.5% and 2.7% judged on the selection third of that same design. A variant selecting on the restricted mean difference agrees with the published rule on the criterion set in 7.0% of colon splits and showed no clear or consistent advantage out of sample: the probability of improvement was higher for it on the restricted mean difference and lower on the hazard ratio, with the paired difference between the two rules, carried through the same outer bootstrap, not establishing an advantage for either; no equivalence margin was prespecified. The observed proportion of splits in which the data-driven protocol reached a lower out-of-sample hazard ratio than the original was below one half in colon (0.290) and close to one half in Rotterdam (0.522); with patient-level intervals this establishes neither failure nor success of the effect-estimate promise. Across the factorial the success probability varied by between 0.28 and 0.39 in standard deviation across the fixed sample sizes, and the descriptive dispersion measure we used was similar for the three currencies in these 16 scenarios, which does not establish that they are equivalent. Halving the diluting signal across two criteria cut success from 0.85 to 0.43 at 18 000 fitting patients, but it also roughly halves the attainable improvement, so the two cannot be separated in that design. Omitting one confounder returned apparent reliability to randomised levels while inflating the estimator's population limit by 8.6% and cutting correct selection from 0.280 to 0.116.</w:t>
+        <w:t xml:space="preserve">Matched on eligible count and carried through resampling of the patients, the rule reached a lower hazard ratio than a comparable subset in 63.4% of colon comparisons and 57.1% in Rotterdam, averaging within-split proportions with equal weight,; on the restricted mean difference the two cohorts point opposite ways, 41.1% and 59.0%. Resampling the patients moves each of these figures by roughly a third of the unit interval, and we report that movement as a range rather than as a confidence interval, drawing no conclusion about any population value from where its endpoints fall. Its choice was almost never on the empirical held-out frontier, but that frontier is optimistic: in simulation only 19.5% of apparently dominating subsets genuinely dominate at the population and 37.6% reproduce on an independent half, and in a three-way split of the cohorts themselves, where the comparator subsets are fixed on separate data before evaluation, the rule is left undominated in 21.0% of colon and 12.0% of Rotterdam splits, against 2.5% and 2.7% judged on the selection third of that same design. A variant selecting on the restricted mean difference agrees with the published rule on the criterion set in 7.0% of colon splits and showed no clear or consistent advantage out of sample: the probability of improvement was higher for it on the restricted mean difference and lower on the hazard ratio, with the paired difference between the two rules, carried through the same outer bootstrap, moving on either side of zero; no equivalence margin was prespecified and no equivalence is claimed. The observed proportion of splits in which the data-driven protocol reached a lower out-of-sample hazard ratio than the original was below one half in colon (0.290) and close to one half in Rotterdam (0.522); under patient resampling both move over more than half the unit interval, so these cohorts do not pin the effect-estimate promise down in either direction. Across the factorial the success probability varied by between 0.28 and 0.39 in standard deviation across the fixed sample sizes, and the descriptive dispersion measure we used was numerically similar for the three currencies under this binning of these 16 fixed design points, which does not establish that they are equivalent. Halving the diluting signal across two criteria cut success from 0.85 to 0.43 at 18 000 fitting patients, but it also roughly halves the attainable improvement, so the two cannot be separated in that design. Omitting one confounder returned apparent reliability to randomised levels while inflating the estimator's population limit by 8.6% and cutting correct selection from 0.280 to 0.116.</w:t>
       </w:r>
     </w:p>
     <w:p>
@@ -660,7 +660,7 @@
           <w:sz w:val="22"/>
           <w:szCs w:val="22"/>
         </w:rPr>
-        <w:t xml:space="preserve"> — so every Rotterdam quantity that involves a hazard ratio — including its matched comparison and its frontier statistics — is reported as descriptive, and the causal reading rests on the randomised cohort and on simulation. Restriction does not create it: across all 512 subsets the weighted effective-sample-size fraction declines only slightly as criteria are added, in colon from 0.989 to 0.976 (Table S1c), far too little to account for the Rotterdam figure. Because colon is randomised we also carried all three weightings — the estimated propensity model, the known assignment probability and none — through the full out-of-sample evaluation. The three schemes are run at the primary analysis's own seed, split count and stratified split, so the estimated-propensity row is the primary estimate rather than a second version of it. The probability of a lower out-of-sample hazard ratio is 0.290, 0.304 and 0.308 respectively. We did not run the nested bootstrap separately for the second and third schemes, so we compare them against the interval carried by the first, [0.04, 0.69], which contains all three: nothing here depends on estimating a propensity model where the assignment probability is known by design.</w:t>
+        <w:t xml:space="preserve"> — so every Rotterdam quantity that involves a hazard ratio — including its matched comparison and its frontier statistics — is reported as descriptive, and the causal reading rests on the randomised cohort and on simulation. Restriction does not create it: across all 512 subsets the weighted effective-sample-size fraction declines only slightly as criteria are added, in colon from 0.989 to 0.976 (Table S1c), far too little to account for the Rotterdam figure. Because colon is randomised we also carried all three weightings — the estimated propensity model, the known assignment probability and none — through the full out-of-sample evaluation. The three schemes are run at the primary analysis's own seed, split count and stratified split, so the estimated-propensity row is the primary estimate rather than a second version of it. The probability of a lower out-of-sample hazard ratio is 0.290, 0.304 and 0.308 respectively. The three differ by 0.018, which is small beside the movement the first scheme shows under patient resampling; we did not run the outer bootstrap separately for the second and third, so this is a comparison of point estimates and not of ranges. Nothing here depends on estimating a propensity model where the assignment probability is known by design.</w:t>
       </w:r>
     </w:p>
     <w:p>
@@ -791,7 +791,7 @@
           <w:sz w:val="22"/>
           <w:szCs w:val="22"/>
         </w:rPr>
-        <w:t xml:space="preserve">Figure 1 sets out the design. Patients were split at random into a fitting and a scoring set, stratified by treatment arm and event status. The rule was applied to the fitting set alone and its protocol scored on the scoring set alongside the full protocol, over 500 splits in colon and 400 in Rotterdam, at a fitting fraction of one half. These splits reuse the same patients, so a standard error computed across them as though they were independent replicates is too small; we therefore add an outer bootstrap of the cohort with the split procedure run inside each resample. The inner split is taken over unique patient identifiers, so duplicate copies of a patient follow their identifier to one side and no patient contributes to both halves; an earlier version split the resampled rows directly and did not have that property. Every out-of-sample quantity — the two promises, the matched comparison, the frontier statistics — passes through this same loop and so carries patient-level rather than across-split uncertainty. Within a split a proportion over comparator subsets is computed first and splits are then averaged with equal weight, so a split offering more comparators does not count for more. The outer variance contains an inner Monte Carlo term, separated as SD_outer = sqrt(SD_total² − SD_MC²) — a subtraction of variances, not of standard deviations. The Monte Carlo term is estimated from the data rather than assumed: within each resample we take the sample variance s² of the per-split values and average s²/R over resamples. An earlier version used p(1−p)/R, which is correct only for a statistic that is 0/1 within a split; the two promises and the frontier indicators are of that kind, but a matched rank is already a proportion over comparators, so the binomial form overstated its Monte Carlo component and understated the outer-sampling component obtained by subtraction. We call that component outer-sampling rather than between-cohort, since only one cohort is involved. Every interval reported for an out-of-sample PROBABILITY, in the abstract, the main text and the supplement alike, is built from the same object: the 95% percentile interval of this outer bootstrap distribution at the resample counts stated in the result files. Accelerated intervals are not used for this class of quantity, being unstable for a proportion of proportions at this outer count. These intervals are approximate. Each outer replicate is built from fewer inner splits than the point estimate uses, so the raw percentile interval carries the inner Monte Carlo variance as well as the population variance; the supplement reports each one both raw and with that component deflated out, and shows the split-count behaviour the deflation rests on. We have not established the coverage of this nested procedure against a known population, and the Shapley sign step is a non-smooth selection step for which nominal coverage should not be assumed, so we treat these intervals as indicating the order of the uncertainty rather than as calibrated inference. The paper uses several interval procedures, each tied to one class of quantity, and we name them here so no reader has to infer which is which. Out-of-sample probabilities take the percentile interval of the outer bootstrap just described. Interaction and Shapley estimates take bias-corrected and accelerated bootstrap intervals. Located thresholds in the factorial take a percentile interval from resampling the replicate indicators. Simulated probabilities and differences between them take a normal-approximation Monte Carlo interval, labelled as a Monte Carlo interval wherever it appears. The supplement adds three more: the deflated companion to each out-of-sample interval described above, a cluster bootstrap over factorial scenarios for the currency comparison, and the model-based intervals on the coefficients of the interval-censored regression in Table S2b, which we report as unusable and say so there. Seven in all, and each is named where it is used. Two of the seven — the Monte Carlo interval and the regression coefficients — are formed from a standard deviation multiplier; the other five are bootstrap intervals. For every reported quantity we recompute the interval from the first 50, 100 and half of the outer resamples and report the largest movement of either endpoint between half and the full count, so the reader can judge whether the endpoints have settled; we treat them as exploratory at the counts our compute allowed.</w:t>
+        <w:t xml:space="preserve">Figure 1 sets out the design. Patients were split at random into a fitting and a scoring set, stratified by treatment arm and event status. The rule was applied to the fitting set alone and its protocol scored on the scoring set alongside the full protocol, over 500 splits in colon and 400 in Rotterdam, at a fitting fraction of one half. These splits reuse the same patients, so a standard error computed across them as though they were independent replicates is too small; we therefore add an outer bootstrap of the cohort with the split procedure run inside each resample. The inner split is taken over unique patient identifiers, so duplicate copies of a patient follow their identifier to one side and no patient contributes to both halves; an earlier version split the resampled rows directly and did not have that property. Every out-of-sample quantity — the two promises, the matched comparison, the frontier statistics — passes through this same loop, so what is reported beside it reflects resampling of the patients rather than only variation across splits. Within a split a proportion over comparator subsets is computed first and splits are then averaged with equal weight, so a split offering more comparators does not count for more. The outer variance contains an inner Monte Carlo term, separated as SD_outer = sqrt(SD_total² − SD_MC²) — a subtraction of variances, not of standard deviations. The Monte Carlo term is estimated from the data rather than assumed: within each resample we take the sample variance s² of the per-split values and average s²/R over resamples. An earlier version used p(1−p)/R, which is correct only for a statistic that is 0/1 within a split; the two promises and the frontier indicators are of that kind, but a matched rank is already a proportion over comparators, so the binomial form overstated its Monte Carlo component and understated the outer-sampling component obtained by subtraction. We call that component outer-sampling rather than between-cohort, since only one cohort is involved. Every summary of uncertainty reported for an out-of-sample PROBABILITY, in the abstract, the main text and the supplement alike, comes from the same object: the distribution of this outer bootstrap at the resample counts stated in the result files. We call these PATIENT-RESAMPLED RANGES and not confidence intervals, and the distinction is not cosmetic. Three things stand between them and a calibrated interval. Each outer replicate is built from 25 inner splits rather than the 500 and 400 behind the point estimates, so the spread carries inner Monte Carlo variance the population does not; the supplement reports each range both as observed and with an estimate of that component removed, and neither version has a coverage guarantee; Supplementary Table S1e measures the size of that component directly and sets out what it does and does not establish. The removal is a linear shrinkage of the replicates toward their mean, which matches a second moment and does not in general recover the quantiles of the patient-sampling distribution from a convolution of that distribution with Monte Carlo noise; these statistics are bounded and the procedure contains a Shapley sign step and a frontier selection, neither of which is smooth. And we have not evaluated coverage against a known population at all. We therefore report the ranges as a description of how far the statistic moves when the patients are resampled, and we do not use them to test anything: no claim in this paper turns on whether a range covers one half, or zero, or any other value. We lead with the central 80% range because its endpoints rest on the fifteenth and the tenth replicate from each end at the two outer counts used here, while the 2.5 and 97.5 points rest on the fourth and the third; the wider span is given beside it and printed to one decimal, which is all it can support. A replicate is dropped in each design where the split procedure fails, so the counts behind the ranges are 149 and 99 rather than the nominal 150 and 100. Accelerated intervals are not used for this class of quantity, being unstable for a proportion of proportions at this outer count. The paper does report proper intervals elsewhere, each tied to one class of quantity, and we name them here so no reader has to infer which is which. Interaction and Shapley estimates take bias-corrected and accelerated bootstrap intervals. Located thresholds in the factorial take a percentile interval from resampling the replicate indicators. Simulated probabilities and differences between them take a normal-approximation Monte Carlo interval, labelled as a Monte Carlo interval wherever it appears. Three interval procedures, then, and one range that is not an interval: of the three, one is formed from a standard deviation multiplier and two are bootstrap intervals. The interval-censored regression reported in Supplementary Table S2b would be a fourth, but we describe it there as unusable and print no coefficient or interval from it. For every reported quantity we recompute the range from the first 50, 100 and half of the outer resamples and report the largest movement of either endpoint between half and the full count, together with the Monte Carlo error of the endpoints themselves.</w:t>
       </w:r>
     </w:p>
     <w:p>
@@ -961,33 +961,33 @@
           <w:sz w:val="22"/>
           <w:szCs w:val="22"/>
         </w:rPr>
-        <w:t xml:space="preserve">Whether the rule does more than remove criteria needs a comparison at equal inclusiveness, which our first attempt did not provide: it matched random relaxations on the NUMBER of criteria removed, not on how many patients they admitted. We therefore score all 512 subsets on the held-out half of each split, compute the proportion within a split, and average splits with equal weight. The comparator set excludes the rule's own subset, so the proportion is over strictly other protocols. Comparisons are strict inequalities, so a comparator that ties the rule exactly on the hazard ratio or the restricted mean counts against it rather than for it; the frequency of exact ties is reported in Supplementary Table S1d. Point estimates come from the full 500 and 400 splits; the interval is the 95% percentile interval of the outer bootstrap distribution, the procedure used for every out-of-sample probability here and in the supplement, reported alongside a deflated companion in Supplementary Table S3. These intervals should be read as approximate. Each outer replicate is built from a smaller number of inner splits than the point estimate uses, so the raw percentile interval carries the inner Monte Carlo variance as well as the population variance and is wider than a population interval would be; Supplementary Table S3 reports each interval both raw and with that component deflated out, and Supplementary Table S1e shows the split-count behaviour the deflation rests on. We have not established the coverage of this nested procedure against a known population, so we treat the intervals as indicating the order of the uncertainty rather than as calibrated inference. The Methods list the seven interval procedures the paper uses and the class of quantity each covers; simulated probabilities carry Monte Carlo intervals, which are labelled as such wherever they appear.</w:t>
-      </w:r>
-    </w:p>
-    <w:p>
-      <w:pPr>
-        <w:spacing w:after="140" w:line="300"/>
-      </w:pPr>
-      <w:r>
-        <w:rPr>
-          <w:rFonts w:ascii="Calibri" w:cs="Calibri" w:eastAsia="Calibri" w:hAnsi="Calibri"/>
-          <w:sz w:val="22"/>
-          <w:szCs w:val="22"/>
-        </w:rPr>
-        <w:t xml:space="preserve">Matched to within ten per cent on eligible count — a mean of 112 comparators per split in colon and 66 in Rotterdam, sitting symmetrically around the rule's own count (mean relative difference 0.002 and 0.000) — the rule reaches a lower log hazard ratio than a matched subset in 63.4% of colon comparisons, interval [0.31, 0.77], and 57.1% in Rotterdam, interval [0.39, 0.76]. All four tolerances and both estimands are given with their intervals in Supplementary Table S3. The estimates are stable across matching tolerances from 2 to 15 per cent, moving between 62.0% and 63.9% in colon.</w:t>
-      </w:r>
-    </w:p>
-    <w:p>
-      <w:pPr>
-        <w:spacing w:after="140" w:line="300"/>
-      </w:pPr>
-      <w:r>
-        <w:rPr>
-          <w:rFonts w:ascii="Calibri" w:cs="Calibri" w:eastAsia="Calibri" w:hAnsi="Calibri"/>
-          <w:sz w:val="22"/>
-          <w:szCs w:val="22"/>
-        </w:rPr>
-        <w:t xml:space="preserve">On the restricted mean difference the two cohorts disagree. In colon the rule is below one half at every tolerance (41.1% at ten per cent, interval [0.28, 0.66]); in Rotterdam it is above (59.0%, interval [0.37, 0.75]). Every one of these intervals contains one half. Neither an advantage nor its absence is established at equal inclusiveness, on either estimand, in either cohort — and the disagreement between the two estimands in colon is itself worth noting, given that the paper shows hazard-ratio movement need not track absolute benefit.</w:t>
+        <w:t xml:space="preserve">Whether the rule does more than remove criteria needs a comparison at equal inclusiveness, which our first attempt did not provide: it matched random relaxations on the NUMBER of criteria removed, not on how many patients they admitted. We therefore score all 512 subsets on the held-out half of each split, compute the proportion within a split, and average splits with equal weight. The comparator set excludes the rule's own subset, so the proportion is over strictly other protocols. Comparisons are strict inequalities, so a comparator that ties the rule exactly on the hazard ratio or the restricted mean counts against it rather than for it; the frequency of exact ties is reported in Supplementary Table S1d. Point estimates come from the full 500 and 400 splits. Beside each we give a PATIENT-RESAMPLED RANGE: the cohort is bootstrapped over patient identifiers, the whole split procedure is rerun inside each resample, and we report the central 80% of the resulting values, with the wider 2.5 to 97.5 per cent span in square brackets after it to one decimal. These are not confidence intervals. Each outer replicate is built from fewer inner splits than the point estimate uses, so the spread carries inner Monte Carlo variance a population range would not; the correction the supplement reports for that is a linear shrinkage that matches a variance and is not known to recover quantiles; and we have not evaluated coverage against a known population. The Methods set this out in full. We use the ranges to say how far each statistic moves when the patients are resampled, and for nothing else: no conclusion below turns on whether a range covers one half.</w:t>
+      </w:r>
+    </w:p>
+    <w:p>
+      <w:pPr>
+        <w:spacing w:after="140" w:line="300"/>
+      </w:pPr>
+      <w:r>
+        <w:rPr>
+          <w:rFonts w:ascii="Calibri" w:cs="Calibri" w:eastAsia="Calibri" w:hAnsi="Calibri"/>
+          <w:sz w:val="22"/>
+          <w:szCs w:val="22"/>
+        </w:rPr>
+        <w:t xml:space="preserve">Matched to within ten per cent on eligible count — a mean of 112 comparators per split in colon and 66 in Rotterdam, sitting symmetrically around the rule's own count (mean relative difference 0.002 and 0.000) — the rule reaches a lower log hazard ratio than a matched subset in 63.4% of colon comparisons, central 80% patient-resampled range [0.37 to 0.69] and wider span [0.3 to 0.8], and 57.1% in Rotterdam, [0.45 to 0.71] and [0.4 to 0.8]. Each central range is about a third of the unit interval wide and straddles one half, which is the substance of what these cohorts can say about the matched comparison. All four tolerances and both estimands are given with their ranges in Supplementary Table S3. The estimates are stable across matching tolerances from 2 to 15 per cent, moving between 62.0% and 63.9% in colon.</w:t>
+      </w:r>
+    </w:p>
+    <w:p>
+      <w:pPr>
+        <w:spacing w:after="140" w:line="300"/>
+      </w:pPr>
+      <w:r>
+        <w:rPr>
+          <w:rFonts w:ascii="Calibri" w:cs="Calibri" w:eastAsia="Calibri" w:hAnsi="Calibri"/>
+          <w:sz w:val="22"/>
+          <w:szCs w:val="22"/>
+        </w:rPr>
+        <w:t xml:space="preserve">On the restricted mean difference the two cohorts disagree. In colon the rule is below one half at every tolerance (41.1% at ten per cent, range [0.31 to 0.57]); in Rotterdam it is above (59.0%, [0.43 to 0.71]). Each of these central ranges is between a quarter and three tenths of the unit interval wide. We do not read them as tests and make no claim either way about any population value: what these cohorts support is that the quantity is not pinned down at equal inclusiveness, on either estimand, in either cohort — and the disagreement between the two estimands in colon is itself worth noting, given that the paper shows hazard-ratio movement need not track absolute benefit.</w:t>
       </w:r>
     </w:p>
     <w:p>
@@ -1039,7 +1039,7 @@
           <w:sz w:val="22"/>
           <w:szCs w:val="22"/>
         </w:rPr>
-        <w:t xml:space="preserve">The second is the only quantity here evaluated on patients that took no part in choosing the comparator, because the comparator set was fixed in advance. It is an internally validated estimate from a sample split, not a confirmatory result in an independent cohort: the same patients are reused across all splits, so it addresses selection optimism and not external validity. Of the subsets that dominate on the selection third, a median of 12 in colon and 16 in Rotterdam still dominate on the untouched third — a replication rate of 35.3% and 41.4%, with approximate patient-level intervals [0.29, 0.57] and [0.25, 0.54] whose coverage we have not established — and the single lowest-hazard-ratio dominator carries over in 33.6% and 39.4% of splits, intervals [0.21, 0.57] and [0.26, 0.62]. For that last quantity the variance decomposition attributes the whole of the across-resample spread to inner Monte Carlo noise, leaving no outer-sampling component, so its interval reflects how much the statistic moves between splits rather than how much it would move in another sample of patients (Supplementary Table S3c). Requiring the 0.05 margin on the selection third leaves a median of 52 and 35 candidates and changes the replication rate to 34.7% and 41.2%. Taking the same view of frontier membership, the rule is left undominated by every pre-selected subset in 21.0% of colon splits and 12.0% of Rotterdam splits, intervals [0.04, 0.36] and [0.04, 0.36], from an outer bootstrap over patients wrapped around the whole three-way procedure at 100 resamples by 25 splits, against the 400 and 300 splits behind the point estimates. Those intervals carry the same caveat as the others in this paper and one more: at 100 outer resamples the 2.5% and 97.5% endpoints rest on few draws, and Supplementary Table S3c reports the Monte Carlo error of the endpoints themselves. They indicate the order of the uncertainty; they are not calibrated inference. This is the quantity we ask a reader to carry away, and the comparison that isolates selection optimism is against the selection third of this same design, not against the half-split figures reported earlier, which also use a larger evaluation set.</w:t>
+        <w:t xml:space="preserve">The second is the only quantity here evaluated on patients that took no part in choosing the comparator, because the comparator set was fixed in advance. It is an internally validated estimate from a sample split, not a confirmatory result in an independent cohort: the same patients are reused across all splits, so it addresses selection optimism and not external validity. Of the subsets that dominate on the selection third, a median of 12 in colon and 16 in Rotterdam still dominate on the untouched third — a replication rate of 35.3% and 41.4%, central 80% patient-resampled ranges [0.31 to 0.50] and [0.29 to 0.50] (wider spans [0.3 to 0.6] and [0.3 to 0.5]) — and the single lowest-hazard-ratio dominator carries over in 33.6% and 39.4% of splits, ranges [0.25 to 0.50] and [0.29 to 0.55]. For that last quantity the estimated inner Monte Carlo variance is at least the whole spread across resamples, so subtracting one from the other leaves nothing to report: the patient-level component is not identifiable at the Monte Carlo precision we can afford. That is a statement about what we could measure, not a finding that patient sampling contributes no variability (Supplementary Table S3c). Requiring the 0.05 margin on the selection third leaves a median of 52 and 35 candidates and changes the replication rate to 34.7% and 41.2%. Taking the same view of frontier membership, the rule is left undominated by every pre-selected subset in 21.0% of colon splits and 12.0% of Rotterdam splits, ranges [0.04 to 0.28] and [0.08 to 0.28], from an outer bootstrap over patients wrapped around the whole three-way procedure at 100 resamples by 25 splits, against the 400 and 300 splits behind the point estimates. These ranges carry the same caveats as the others in this paper. At 100 outer resamples the wider span rests on about the third replicate from each end, which is why the central 80% leads and the span is printed to one decimal; Supplementary Table S3c gives the Monte Carlo error of both. They describe how far the statistics move under patient resampling, and no conclusion here turns on where an endpoint falls. This is the quantity we ask a reader to carry away, and the comparison that isolates selection optimism is against the selection third of this same design, not against the half-split figures reported earlier, which also use a larger evaluation set.</w:t>
       </w:r>
     </w:p>
     <w:p>
@@ -1660,7 +1660,7 @@
           <w:sz w:val="22"/>
           <w:szCs w:val="22"/>
         </w:rPr>
-        <w:t xml:space="preserve">Resampling the cohort around the whole split procedure separates algorithmic stability from population uncertainty. Because a bootstrap resample contains duplicate copies of a patient, the inner split is taken over unique patient identifiers so that no patient contributes to both halves; an earlier version of this analysis split the resampled rows directly, which allowed copies of one patient to fall on opposite sides, and the numbers below are the corrected ones. Correcting it narrowed rather than widened the intervals.</w:t>
+        <w:t xml:space="preserve">Resampling the cohort around the whole split procedure separates algorithmic stability from population uncertainty. Because a bootstrap resample contains duplicate copies of a patient, the inner split is taken over unique patient identifiers so that no patient contributes to both halves; an earlier version of this analysis split the resampled rows directly, which allowed copies of one patient to fall on opposite sides, and the numbers below are the corrected ones. Correcting it narrowed rather than widened the ranges.</w:t>
       </w:r>
     </w:p>
     <w:p>
@@ -1686,7 +1686,7 @@
           <w:sz w:val="22"/>
           <w:szCs w:val="22"/>
         </w:rPr>
-        <w:t xml:space="preserve">The 95% percentile interval of the outer distribution runs from 0.04 to 0.69 in colon and from 0.15 to 0.88 in Rotterdam. These cover most of the range: the point estimates of 0.290 and 0.522 are properties of these datasets rather than estimates of how often the procedure would succeed elsewhere, and an in-sample evaluation on a single cohort has access to neither source of variability. The eligibility probability is better determined, interval [0.88, 1.00] in colon, as one expects of a quantity that is monotone by construction.</w:t>
+        <w:t xml:space="preserve">The central 80% of the outer distribution runs [0.04 to 0.60] in colon and [0.20 to 0.80] in Rotterdam; the 2.5 to 97.5 per cent span is [0.0 to 0.7] and [0.1 to 0.9], printed to one decimal because at 150 resamples its endpoints rest on about the third replicate from each end. Either way the statistic moves over more than half the unit interval when the patients are resampled: the point estimates of 0.290 and 0.522 are properties of these datasets rather than estimates of how often the procedure would succeed elsewhere, and an in-sample evaluation on a single cohort has access to neither source of variability. The eligibility probability moves much less, [0.92 to 1.00] in colon, as one expects of a quantity that is monotone by construction.</w:t>
       </w:r>
     </w:p>
     <w:p>
@@ -1698,20 +1698,20 @@
         <w:rPr>
           <w:rFonts w:ascii="Calibri" w:cs="Calibri" w:eastAsia="Calibri" w:hAnsi="Calibri"/>
         </w:rPr>
-        <w:t xml:space="preserve">No data requirement can be read from cohort size alone, and the reason is not sample size</w:t>
-      </w:r>
-    </w:p>
-    <w:p>
-      <w:pPr>
-        <w:spacing w:after="140" w:line="300"/>
-      </w:pPr>
-      <w:r>
-        <w:rPr>
-          <w:rFonts w:ascii="Calibri" w:cs="Calibri" w:eastAsia="Calibri" w:hAnsi="Calibri"/>
-          <w:sz w:val="22"/>
-          <w:szCs w:val="22"/>
-        </w:rPr>
-        <w:t xml:space="preserve">With the scoring set fixed at 100 000 patients, the eligibility promise was kept at every fitting size (Figure 2), between 0.943 and 1.000 across the ladder, though not monotonically: the smallest value falls at 1000 fitting patients rather than at the smallest size. The effect-estimate promise rose from 0.273 to 0.997 over the same range, reaching 0.937 at 5167. At the population level the rule was correct: it identified the diluting criterion, retaining 7 of 8 criteria, and its protocol lowered the hazard ratio from 0.6637 to 0.6327 while raising the eligible count from 55179 to 78847. The observed colon value sits close to this curve, but the interval around it, from the previous section, spans most of the unit interval, so the agreement has almost no power to discriminate and we draw no confirmation from it.</w:t>
+        <w:t xml:space="preserve">Cohort size alone did not determine reliability across the mechanisms examined</w:t>
+      </w:r>
+    </w:p>
+    <w:p>
+      <w:pPr>
+        <w:spacing w:after="140" w:line="300"/>
+      </w:pPr>
+      <w:r>
+        <w:rPr>
+          <w:rFonts w:ascii="Calibri" w:cs="Calibri" w:eastAsia="Calibri" w:hAnsi="Calibri"/>
+          <w:sz w:val="22"/>
+          <w:szCs w:val="22"/>
+        </w:rPr>
+        <w:t xml:space="preserve">With the scoring set fixed at 100 000 patients, the eligibility promise was kept at every fitting size (Figure 2), between 0.943 and 1.000 across the ladder, though not monotonically: the smallest value falls at 1000 fitting patients rather than at the smallest size. The effect-estimate promise rose from 0.273 to 0.997 over the same range, reaching 0.937 at 5167. At the population level the rule was correct: it identified the diluting criterion, retaining 7 of 8 criteria, and its protocol lowered the hazard ratio from 0.6637 to 0.6327 while raising the eligible count from 55179 to 78847. The observed colon value sits close to this curve, but the range around it, from the previous section, spans more than half the unit interval, so the agreement has almost no power to discriminate and we draw no confirmation from it.</w:t>
       </w:r>
     </w:p>
     <w:p>
@@ -2179,7 +2179,7 @@
           <w:sz w:val="22"/>
           <w:szCs w:val="22"/>
         </w:rPr>
-        <w:t xml:space="preserve">We withdraw a claim made in the first revision, that the threshold is more variable in events and effective sample size than in patients: that was computed over the six scenarios in which a threshold was observable, a selected subset. Binning all sixteen by each currency instead, the three summaries are similar — 0.34, 0.35 and 0.34 — but similar descriptive summaries over sixteen scenarios cannot establish that the currencies are equivalent. A cluster bootstrap over the scenarios, which is the resampling unit because each contributes one row per fitting size, puts events minus patients at 0.006 with interval [-0.043, 0.028]: wide and containing zero. What this supports is that none of the three separated these scenarios better than the others, not that they are interchangeable (Supplementary Table S2c).</w:t>
+        <w:t xml:space="preserve">We withdraw a claim made in the first revision, that the threshold is more variable in events and effective sample size than in patients: that was computed over the six scenarios in which a threshold was observable, a selected subset. Binning all sixteen by each currency instead, the three summaries are similar — 0.34, 0.35 and 0.34 — but similar descriptive summaries over sixteen scenarios cannot establish that the currencies are equivalent. The observed differences are 0.006 for events minus patients and 0.002 for effective sample size minus patients, and leaving each scenario out in turn moves the first over -0.012 to 0.010 and the second over -0.011 to 0.006, so the similarity is not the work of one or two scenarios. What this supports is a statement about these three descriptive summaries under this binning, not that the currencies are interchangeable (Supplementary Table S2c).</w:t>
       </w:r>
     </w:p>
     <w:p>
@@ -2317,7 +2317,7 @@
           <w:sz w:val="19"/>
           <w:szCs w:val="19"/>
         </w:rPr>
-        <w:t xml:space="preserve">Figure 2. Left: probability that each promise is kept by fitting-cohort size in the single-mechanism simulation, scoring set fixed at 100 000, with Monte Carlo intervals. The observed cohort points carry the outer-bootstrap intervals from the nested resampling, which span most of the unit interval; their apparent agreement with the simulated curve has little discriminating power and we draw no confirmation from it. Right: the probability that the rule recovers the exactly correct criterion set.</w:t>
+        <w:t xml:space="preserve">Figure 2. Left: probability that each promise is kept by fitting-cohort size in the single-mechanism simulation, scoring set fixed at 100 000, with Monte Carlo intervals. The observed cohort points carry the patient-resampled ranges from the nested resampling, which span more than half the unit interval; their apparent agreement with the simulated curve has little discriminating power and we draw no confirmation from it. Right: the probability that the rule recovers the exactly correct criterion set.</w:t>
       </w:r>
     </w:p>
     <w:p>
@@ -2662,7 +2662,7 @@
           <w:sz w:val="22"/>
           <w:szCs w:val="22"/>
         </w:rPr>
-        <w:t xml:space="preserve">Out of sample the RMST-selected variant exceeded the full protocol's restricted mean difference in 53.2% of colon splits against 50.8% for the published rule, and reached a lower hazard ratio in 15.2% against 29.0%. Carried through the same patient-level resampling, and stated as marginal intervals against the full protocol rather than as a comparison between the rules, these are 53.2%, interval [0.11, 0.92], and 15.2%, interval [0.00, 0.56]; the agreement rate itself has interval [0.00, 0.28]. We therefore do not claim that switching the estimand gains nothing. Nor do we claim the opposite. Both quantities are probabilities of improvement over the full protocol, and they go in different directions: the probability of a greater restricted mean difference is higher for the RMST-selected variant, and the probability of a lower hazard ratio is lower for it. Two intervals each formed against the full protocol cannot settle which rule is better, because the rules share patients and splits and their errors are correlated, so we compute the difference between them inside each split and carry that paired difference through the same outer bootstrap. The paired advantage of the RMST-selected variant is 0.024, interval [-0.200, 0.356] on the restricted mean difference and -0.138, interval [-0.360, 0.160] on the hazard ratio in colon; in Rotterdam they are 0.010, interval [-0.200, 0.160] and -0.010, interval [-0.240, 0.200]. Every one of these intervals contains zero, and the paired intervals are narrower than the two marginal ones, which is the point of pairing. The paired advantage of either rule is therefore not established. We did not prespecify an equivalence margin, so we make no equivalence claim either. What the data do show is that the two decompositions select almost different criterion sets, so the choice of decomposition estimand is a real design decision even though these cohorts cannot say which choice is better.</w:t>
+        <w:t xml:space="preserve">Out of sample the RMST-selected variant exceeded the full protocol's restricted mean difference in 53.2% of colon splits against 50.8% for the published rule, and reached a lower hazard ratio in 15.2% against 29.0%. Carried through the same patient resampling, and stated as marginal figures against the full protocol rather than as a comparison between the rules, these are 53.2%, central 80% range [0.20 to 0.76], and 15.2%, [0.04 to 0.44]; the agreement rate itself moves over [0.04 to 0.21]. We therefore do not claim that switching the estimand gains nothing. Nor do we claim the opposite. Both quantities are probabilities of improvement over the full protocol, and they go in different directions: the probability of a greater restricted mean difference is higher for the RMST-selected variant, and the probability of a lower hazard ratio is lower for it. Two figures each formed against the full protocol cannot settle which rule is better, because the rules share patients and splits and their errors are correlated, so we compute the difference between them inside each split and carry that paired difference through the same outer bootstrap. The paired advantage of the RMST-selected variant is 0.024, range [-0.12 to 0.24] on the restricted mean difference and -0.138, [-0.20 to 0.08] on the hazard ratio in colon; in Rotterdam they are 0.010, [-0.16 to 0.12] and -0.010, [-0.16 to 0.08]. Each paired central range spans about a quarter of a unit and lies on both sides of zero, and the paired ranges are narrower than the two marginal ones, which is the point of pairing. We do not read the ranges as tests and make no claim that either rule is better or that the two are equivalent; we did not prespecify an equivalence margin either. What the data do show is that the two decompositions select almost entirely different criterion sets, so the choice of decomposition estimand is a real design decision even though these cohorts cannot say which choice is better.</w:t>
       </w:r>
     </w:p>
     <w:p>
@@ -2773,7 +2773,7 @@
           <w:sz w:val="22"/>
           <w:szCs w:val="22"/>
         </w:rPr>
-        <w:t xml:space="preserve">Data-driven relaxation admits more patients, and it is worth being precise about what that shows. The rule retains a subset of the criteria, so the eligible set can only grow, and the probability reported for this promise measures how often a binding criterion is removed. Scored against all 512 subsets on the held-out half, the rule's choice is almost never on the empirical eligible-count-versus-hazard-ratio frontier. That frontier is itself optimistic, and the size of the correction is not small: when the comparator subsets are chosen on one third of the cohort and the rule is judged against exactly those on a third that has been used for nothing, it is left undominated in 21.0% of colon and 12.0% of Rotterdam splits, against 2.5% and 2.7% judged on the selection third of the same three-way design. The comparison that isolates selection optimism is the one within this design, since the half-split figures reported earlier also use a larger evaluation set and the two effects cannot be separated across designs. The qualitative finding survives — the rule is beaten in most splits on every reading — but the out-of-sample figure is the second one, and quoting only the first overstates the shortfall. Matched on eligible count, its hazard-ratio advantage has an interval containing one half, and on the absolute-benefit estimand the two cohorts point opposite ways. So the rule is not optimising the trade-off between the two promises, and whether it has any advantage at equal inclusiveness is a question these cohorts cannot settle — neither of which a comparison against the full protocol alone can show.</w:t>
+        <w:t xml:space="preserve">Data-driven relaxation admits more patients, and it is worth being precise about what that shows. The rule retains a subset of the criteria, so the eligible set can only grow, and the probability reported for this promise measures how often a binding criterion is removed. Scored against all 512 subsets on the held-out half, the rule's choice is almost never on the empirical eligible-count-versus-hazard-ratio frontier. That frontier is itself optimistic, and the size of the correction is not small: when the comparator subsets are chosen on one third of the cohort and the rule is judged against exactly those on a third that has been used for nothing, it is left undominated in 21.0% of colon and 12.0% of Rotterdam splits, against 2.5% and 2.7% judged on the selection third of the same three-way design. The comparison that isolates selection optimism is the one within this design, since the half-split figures reported earlier also use a larger evaluation set and the two effects cannot be separated across designs. The qualitative finding survives — the rule is beaten in most splits on every reading — but the out-of-sample figure is the second one, and quoting only the first overstates the shortfall. Matched on eligible count, its hazard-ratio advantage moves over about a third of the unit interval when the patients are resampled, and on the absolute-benefit estimand the two cohorts point opposite ways. So the rule is not optimising the trade-off between the two promises, and whether it has any advantage at equal inclusiveness is a question these cohorts cannot settle — neither of which a comparison against the full protocol alone can show.</w:t>
       </w:r>
     </w:p>
     <w:p>
@@ -2799,7 +2799,7 @@
           <w:sz w:val="22"/>
           <w:szCs w:val="22"/>
         </w:rPr>
-        <w:t xml:space="preserve">Whether the effect-estimate improvement is attainable depends on something that cannot be checked before the analysis, but that does not make planning impossible. Across the factorial the success probability varies by between 0.28 and 0.39 in standard deviation across the fixed sample sizes, averaging 0.34, and grouping scenarios by events or by effective sample size rather than by patients did not reduce that spread in this design (0.34, 0.35 and 0.34), though with 16 scenarios and sixteen rows to a bin, this comparison cannot establish that the three are equivalent: a cluster bootstrap over scenarios puts the difference between events and patients at 0.006 with interval [-0.043, 0.028], which is wide and contains zero (Supplementary Table S2c) — a claim we made in the previous revision and withdraw here, because it was computed only over the scenarios in which a threshold happened to be observable. We are not able to name the quantity that does govern the requirement. A sentence in the previous revision named the magnitude of the largest diluting effect-modification coefficient, and we withdraw it: our own results do not support it. Arranging the same total modification differently is not neutral — spreading the enrichment raised success by 0.21, Monte Carlo interval [0.08, 0.34], at 6000 — and halving the diluting coefficient also roughly halves the attainable gap, so in that design the coefficient and the size of the prize move together and cannot be separated. What can be said is weaker and, we think, still useful: the requirement depends on the strength of the diluting signal relative to the noise at the fitting size, and that strength is what the analysis exists to estimate, so no requirement in patients, events or effective sample size can be given unconditionally. This is the ordinary position of a power calculation, whose sample size also depends on an effect size not yet observed. A criterion-specific signal-to-noise ratio — the population Shapley value of the most diluting criterion over the standard deviation of its estimate at the fitting size — is the candidate we tried, and we report it with the caveat that matters. Pooled over 12 simulated cells it orders success better than the fitting size does (Spearman 0.86 against 0.45), but that pooled figure is not evidence for the ratio: within an arrangement the ratio rises with the fitting size by construction, so the within-arrangement association (0.82 after adjusting for arrangement) says little more than that success rises with sample size. The comparison that would carry information is between arrangements at a fixed size, where the association is weaker (0.63 at the largest size tried) and rests on four arrangements, one of which shows no variation in success at all. We therefore do not claim the ratio as the governing quantity, only as the direction we would pursue next (Supplementary Table S4b). What we can rule out is a portable cohort-size-only threshold of the kind we ourselves offered in a previous version — within the mechanisms examined here, and as a statement about those mechanisms rather than a general impossibility result. Table 2 should accordingly be read as a sensitivity analysis across arrangements at fixed fitting sizes, not as a design curve to read a requirement from. The result also separates cleanly what an investigator can check beforehand — empirical overlap inside the full protocol, logical implication, interaction leverage — from what they cannot.</w:t>
+        <w:t xml:space="preserve">Whether the effect-estimate improvement is attainable depends on something that cannot be checked before the analysis, but that does not make planning impossible. Across the factorial the success probability varies by between 0.28 and 0.39 in standard deviation across the fixed sample sizes, averaging 0.34, and grouping scenarios by events or by effective sample size rather than by patients did not reduce that spread in this design (0.34, 0.35 and 0.34), though with 16 fixed design points this comparison cannot establish that the three are equivalent, and the most that can be said is that the three chosen descriptive summaries came out numerically similar under this particular binning, robustly to leaving any one scenario out (Supplementary Table S2c) — a claim we made in the previous revision and withdraw here, because it was computed only over the scenarios in which a threshold happened to be observable. We are not able to name the quantity that does govern the requirement. A sentence in the previous revision named the magnitude of the largest diluting effect-modification coefficient, and we withdraw it: our own results do not support it. Arranging the same total modification differently is not neutral — spreading the enrichment raised success by 0.21, Monte Carlo interval [0.08, 0.34], at 6000 — and halving the diluting coefficient also roughly halves the attainable gap, so in that design the coefficient and the size of the prize move together and cannot be separated. What can be said is weaker and, we think, still useful: the requirement depends on the strength of the diluting signal relative to the noise at the fitting size, and that strength is what the analysis exists to estimate, so no requirement in patients, events or effective sample size can be given unconditionally. This is the ordinary position of a power calculation, whose sample size also depends on an effect size not yet observed. A criterion-specific signal-to-noise ratio — the population Shapley value of the most diluting criterion over the standard deviation of its estimate at the fitting size — is the candidate we tried, and we report it with the caveat that matters. Pooled over 12 simulated cells it orders success better than the fitting size does (Spearman 0.86 against 0.45), but that pooled figure is not evidence for the ratio: within an arrangement the ratio rises with the fitting size by construction, so the within-arrangement association (0.82 after adjusting for arrangement) says little more than that success rises with sample size. The comparison that would carry information is between arrangements at a fixed size, where the association is weaker (0.63 at the largest size tried) and rests on four arrangements, one of which shows no variation in success at all. We therefore do not claim the ratio as the governing quantity, only as the direction we would pursue next (Supplementary Table S4b). What we can rule out is a portable cohort-size-only threshold of the kind we ourselves offered in a previous version — within the mechanisms examined here, and as a statement about those mechanisms rather than a general impossibility result. Table 2 should accordingly be read as a sensitivity analysis across arrangements at fixed fitting sizes, not as a design curve to read a requirement from. The result also separates cleanly what an investigator can check beforehand — empirical overlap inside the full protocol, logical implication, interaction leverage — from what they cannot.</w:t>
       </w:r>
     </w:p>
     <w:p>
@@ -2889,7 +2889,7 @@
           <w:sz w:val="22"/>
           <w:szCs w:val="22"/>
         </w:rPr>
-        <w:t xml:space="preserve">Relaxing trial eligibility criteria from data widens the eligible population, but that widening follows largely from the structure of the rule, and scored against the subsets attainable on held-out patients the rule's choice is rarely on the eligible-count-versus-hazard-ratio frontier, on both the empirical reading and the stricter one in which the comparator subsets are fixed on separate data first, though the two differ by a factor of several and only the second is an out-of-sample statement. Whether it contributes anything at matched inclusiveness is not resolved by cohorts of this size; the point estimates favour it on the hazard ratio in both cohorts while the two cohorts point opposite ways on absolute benefit, and a variant selecting on absolute benefit instead chooses almost entirely different criteria, and showed no clear or consistent advantage on either estimand; the paired difference between the two rules does not establish an advantage for either, and no equivalence margin was prespecified. How much data that contribution requires cannot be determined from patients, events or effective sample size alone: across the mechanisms we simulated it depends on the strength of the diluting signal, which is the quantity the analysis exists to discover. We have not identified what does govern it, and we do not claim that no such requirement can exist. It can in principle be stated conditionally on an assumed minimum such signal, as a power calculation is stated on an assumed minimum effect, though we do not supply that conditional statement here. Incomplete confounding adjustment can make the procedure appear more successful while its selection is less accurate, so apparent success on real-world data should not be taken as evidence of adequate adjustment. What an investigator can establish beforehand is narrower than we previously suggested — empirical overlap inside the full protocol, logical implication among criteria, and interaction leverage — and it does not include whether the effect-estimate promise is within reach.</w:t>
+        <w:t xml:space="preserve">Relaxing trial eligibility criteria from data widens the eligible population, but that widening follows largely from the structure of the rule, and scored against the subsets attainable on held-out patients the rule's choice is rarely on the eligible-count-versus-hazard-ratio frontier, on both the empirical reading and the stricter one in which the comparator subsets are fixed on separate data first, though the two differ by a factor of several and only the second is an out-of-sample statement. Whether it contributes anything at matched inclusiveness is not resolved by cohorts of this size; the point estimates favour it on the hazard ratio in both cohorts while the two cohorts point opposite ways on absolute benefit, and a variant selecting on absolute benefit instead chooses almost entirely different criteria, and showed no clear or consistent advantage on either estimand; the paired difference between the two rules lies on both sides of zero, and no equivalence margin was prespecified, so we claim neither an advantage nor equivalence. How much data that contribution requires cannot be determined from patients, events or effective sample size alone: across the mechanisms we simulated it depends on the strength of the diluting signal, which is the quantity the analysis exists to discover. We have not identified what does govern it, and we do not claim that no such requirement can exist. It can in principle be stated conditionally on an assumed minimum such signal, as a power calculation is stated on an assumed minimum effect, though we do not supply that conditional statement here. Incomplete confounding adjustment can make the procedure appear more successful while its selection is less accurate, so apparent success on real-world data should not be taken as evidence of adequate adjustment. What an investigator can establish beforehand is narrower than we previously suggested — empirical overlap inside the full protocol, logical implication among criteria, and interaction leverage — and it does not include whether the effect-estimate promise is within reach.</w:t>
       </w:r>
     </w:p>
     <w:p>
